--- a/published/ai-family/03_patterns_in_play/06_learning/lab-protocols/06_learning-lab.docx
+++ b/published/ai-family/03_patterns_in_play/06_learning/lab-protocols/06_learning-lab.docx
@@ -4,32 +4,86 @@
   <w:body>
     <w:p>
       <w:r>
-        <w:t>Lab: Exploring Learning</w:t>
+        <w:t>Lab: Juggle Struggle</w:t>
       </w:r>
     </w:p>
     <w:p>
       <w:r>
-        <w:t>Objective</w:t>
+        <w:t>Goal</w:t>
       </w:r>
     </w:p>
     <w:p>
       <w:r>
-        <w:t>Design and simulate a simple agent that demonstrates the principles of Learning .</w:t>
+        <w:t>To experience the learning curve of a new hard skill.</w:t>
       </w:r>
     </w:p>
     <w:p>
       <w:r>
-        <w:t>Prerequisites</w:t>
+        <w:t>What You Need</w:t>
       </w:r>
     </w:p>
     <w:p>
       <w:r>
-        <w:t>Basic understanding of Python or a relevant simulation tool.  Familiarity with the formal definition of Learning.   Steps</w:t>
+        <w:t>2 or 3 soft balls (socks work great).   Steps</w:t>
       </w:r>
     </w:p>
     <w:p>
       <w:r>
-        <w:t>Define the Environment : Create a simple grid world or state space relevant to Family.  Define the Agent : Specify the agent's generative model, focusing on Learning.  Simulation : Run the agent for 100 timesteps.  Perturbation : Introduce a specific challenge to Learning (e.g., increased noise, occlusion).  Analysis : Plot the Free Energy over time. Does the agent successfully adapt?   Discussion Requirements</w:t>
+        <w:t>1. The One Ball Toss</w:t>
+      </w:r>
+    </w:p>
+    <w:p>
+      <w:r>
+        <w:t>Throw ball from Left Hand to Right Hand.</w:t>
+        <w:br/>
+        <w:t>Make an arc (Rainbow).</w:t>
+        <w:br/>
+        <w:t>Easy? Good.</w:t>
+      </w:r>
+    </w:p>
+    <w:p>
+      <w:r>
+        <w:t>2. The Two Ball Exchange</w:t>
+      </w:r>
+    </w:p>
+    <w:p>
+      <w:r>
+        <w:t>Ball A in Left. Ball B in Right.</w:t>
+        <w:br/>
+        <w:t>Throw A. When A is at the top , Throw B underneath it.</w:t>
+        <w:br/>
+        <w:t>Catch A. Catch B.</w:t>
+        <w:br/>
+        <w:t>Do this 10 times. (Many drops will happen!).</w:t>
+      </w:r>
+    </w:p>
+    <w:p>
+      <w:r>
+        <w:t>3. The Three Ball Cascade (Impossible Mode)</w:t>
+      </w:r>
+    </w:p>
+    <w:p>
+      <w:r>
+        <w:t>Add the third ball.</w:t>
+        <w:br/>
+        <w:t>Just try.</w:t>
+        <w:br/>
+        <w:t>It will be chaos.</w:t>
+      </w:r>
+    </w:p>
+    <w:p>
+      <w:r>
+        <w:t>Discussion</w:t>
+      </w:r>
+    </w:p>
+    <w:p>
+      <w:r>
+        <w:t>Did you get frustrated?  Did your brain start to "understand" the pattern after a while?  If you practiced for 1 year, could you do it? (Yes!).   What We Learned</w:t>
+      </w:r>
+    </w:p>
+    <w:p>
+      <w:r>
+        <w:t>Everything is impossible until it isn't. The bridge is Practice.</w:t>
       </w:r>
     </w:p>
     <w:sectPr>
